--- a/hangszoveg/lengyeltoti_hangszoveg.docx
+++ b/hangszoveg/lengyeltoti_hangszoveg.docx
@@ -1,18 +1,143 @@
 
 <file path=word/document.xml><?xml version="1.0" encoding="utf-8"?>
-<w:document xmlns:wpc="http://schemas.microsoft.com/office/word/2010/wordprocessingCanvas" xmlns:cx="http://schemas.microsoft.com/office/drawing/2014/chartex" xmlns:cx1="http://schemas.microsoft.com/office/drawing/2015/9/8/chartex" xmlns:cx2="http://schemas.microsoft.com/office/drawing/2015/10/21/chartex" xmlns:cx3="http://schemas.microsoft.com/office/drawing/2016/5/9/chartex" xmlns:cx4="http://schemas.microsoft.com/office/drawing/2016/5/10/chartex" xmlns:cx5="http://schemas.microsoft.com/office/drawing/2016/5/11/chartex" xmlns:cx6="http://schemas.microsoft.com/office/drawing/2016/5/12/chartex" xmlns:cx7="http://schemas.microsoft.com/office/drawing/2016/5/13/chartex" xmlns:cx8="http://schemas.microsoft.com/office/drawing/2016/5/14/chartex" xmlns:mc="http://schemas.openxmlformats.org/markup-compatibility/2006" xmlns:aink="http://schemas.microsoft.com/office/drawing/2016/ink" xmlns:am3d="http://schemas.microsoft.com/office/drawing/2017/model3d" xmlns:o="urn:schemas-microsoft-com:office:office" xmlns:oel="http://schemas.microsoft.com/office/2019/extlst" xmlns:r="http://schemas.openxmlformats.org/officeDocument/2006/relationships" xmlns:m="http://schemas.openxmlformats.org/officeDocument/2006/math" xmlns:v="urn:schemas-microsoft-com:vml" xmlns:wp14="http://schemas.microsoft.com/office/word/2010/wordprocessingDrawing" xmlns:wp="http://schemas.openxmlformats.org/drawingml/2006/wordprocessingDrawing" xmlns:w10="urn:schemas-microsoft-com:office:word" xmlns:w="http://schemas.openxmlformats.org/wordprocessingml/2006/main" xmlns:w14="http://schemas.microsoft.com/office/word/2010/wordml" xmlns:w15="http://schemas.microsoft.com/office/word/2012/wordml" xmlns:w16cex="http://schemas.microsoft.com/office/word/2018/wordml/cex" xmlns:w16cid="http://schemas.microsoft.com/office/word/2016/wordml/cid" xmlns:w16="http://schemas.microsoft.com/office/word/2018/wordml" xmlns:w16du="http://schemas.microsoft.com/office/word/2023/wordml/word16du" xmlns:w16sdtdh="http://schemas.microsoft.com/office/word/2020/wordml/sdtdatahash" xmlns:w16sdtfl="http://schemas.microsoft.com/office/word/2024/wordml/sdtformatlock" xmlns:w16se="http://schemas.microsoft.com/office/word/2015/wordml/symex" xmlns:wpg="http://schemas.microsoft.com/office/word/2010/wordprocessingGroup" xmlns:wpi="http://schemas.microsoft.com/office/word/2010/wordprocessingInk" xmlns:wne="http://schemas.microsoft.com/office/word/2006/wordml" xmlns:wps="http://schemas.microsoft.com/office/word/2010/wordprocessingShape" mc:Ignorable="w14 w15 w16se w16cid w16 w16cex w16sdtdh w16sdtfl w16du wp14">
+<w:document xmlns:wpc="http://schemas.microsoft.com/office/word/2010/wordprocessingCanvas" xmlns:cx="http://schemas.microsoft.com/office/drawing/2014/chartex" xmlns:mc="http://schemas.openxmlformats.org/markup-compatibility/2006" xmlns:o="urn:schemas-microsoft-com:office:office" xmlns:r="http://schemas.openxmlformats.org/officeDocument/2006/relationships" xmlns:m="http://schemas.openxmlformats.org/officeDocument/2006/math" xmlns:v="urn:schemas-microsoft-com:vml" xmlns:wp14="http://schemas.microsoft.com/office/word/2010/wordprocessingDrawing" xmlns:wp="http://schemas.openxmlformats.org/drawingml/2006/wordprocessingDrawing" xmlns:w10="urn:schemas-microsoft-com:office:word" xmlns:w="http://schemas.openxmlformats.org/wordprocessingml/2006/main" xmlns:w14="http://schemas.microsoft.com/office/word/2010/wordml" xmlns:w15="http://schemas.microsoft.com/office/word/2012/wordml" xmlns:w16se="http://schemas.microsoft.com/office/word/2015/wordml/symex" xmlns:wpg="http://schemas.microsoft.com/office/word/2010/wordprocessingGroup" xmlns:wpi="http://schemas.microsoft.com/office/word/2010/wordprocessingInk" xmlns:wne="http://schemas.microsoft.com/office/word/2006/wordml" xmlns:wps="http://schemas.microsoft.com/office/word/2010/wordprocessingShape" mc:Ignorable="w14 w15 w16se wp14">
   <w:body>
     <w:p>
+      <w:pPr>
+        <w:spacing w:before="100" w:beforeAutospacing="1" w:after="100" w:afterAutospacing="1" w:line="240" w:lineRule="auto"/>
+        <w:rPr>
+          <w:rFonts w:ascii="Times New Roman" w:eastAsia="Times New Roman" w:hAnsi="Times New Roman" w:cs="Times New Roman"/>
+          <w:kern w:val="0"/>
+          <w:sz w:val="24"/>
+          <w:szCs w:val="24"/>
+          <w:lang w:eastAsia="hu-HU"/>
+          <w14:ligatures w14:val="none"/>
+        </w:rPr>
+      </w:pPr>
       <w:r>
-        <w:t>Lengyeltóti vasútállomás a Somogy megye csendes kisvárosát szolgálja ki, amely elsősorban gyümölcsöseiről, szőlőültetvényeiről és nyugodt környezetéről ismert. Az állomás a település peremén található, közel a fő közlekedési útvonalakhoz. Az állomás vonatfogadó vágányai a Balaton déli partja felé, illetve Kaposvár irányába induló vonatok keresztezését biztosítják. A forgalmi iroda mellett váróterem is található, pénztár azonban nem üzemel. A vasúti átjárót sorompó biztosítja, amit kézi vezérléssel működtetnek</w:t>
-      </w:r>
-      <w:r>
-        <w:t xml:space="preserve">. </w:t>
-      </w:r>
-      <w:r>
-        <w:t>A környéket gyümölcsösök és kisebb borospincék jellemzik, a Balaton partja pedig mindössze néhány kilométerre fekszik az állomástól.</w:t>
+        <w:rPr>
+          <w:rFonts w:ascii="Times New Roman" w:eastAsia="Times New Roman" w:hAnsi="Times New Roman" w:cs="Times New Roman"/>
+          <w:kern w:val="0"/>
+          <w:sz w:val="24"/>
+          <w:szCs w:val="24"/>
+          <w:lang w:eastAsia="hu-HU"/>
+          <w14:ligatures w14:val="none"/>
+        </w:rPr>
+        <w:t>Lengyeltóti vasútállomás a Kaposvár és Fonyód közötti, harminchatos számú vasútvonalon fekszik. Ez egy egyvágányú, nem villamosított pálya, ahol az állomás középállomásként üzemel. A létesítmény a szomszédos Osztopán és Fonyód állomások között helyezkedik el.</w:t>
       </w:r>
     </w:p>
+    <w:p>
+      <w:pPr>
+        <w:spacing w:after="0" w:line="240" w:lineRule="auto"/>
+        <w:rPr>
+          <w:rFonts w:ascii="Times New Roman" w:eastAsia="Times New Roman" w:hAnsi="Times New Roman" w:cs="Times New Roman"/>
+          <w:kern w:val="0"/>
+          <w:sz w:val="24"/>
+          <w:szCs w:val="24"/>
+          <w:lang w:eastAsia="hu-HU"/>
+          <w14:ligatures w14:val="none"/>
+        </w:rPr>
+      </w:pPr>
+    </w:p>
+    <w:p>
+      <w:pPr>
+        <w:spacing w:before="100" w:beforeAutospacing="1" w:after="100" w:afterAutospacing="1" w:line="240" w:lineRule="auto"/>
+        <w:rPr>
+          <w:rFonts w:ascii="Times New Roman" w:eastAsia="Times New Roman" w:hAnsi="Times New Roman" w:cs="Times New Roman"/>
+          <w:kern w:val="0"/>
+          <w:sz w:val="24"/>
+          <w:szCs w:val="24"/>
+          <w:lang w:eastAsia="hu-HU"/>
+          <w14:ligatures w14:val="none"/>
+        </w:rPr>
+      </w:pPr>
+      <w:r>
+        <w:rPr>
+          <w:rFonts w:ascii="Times New Roman" w:eastAsia="Times New Roman" w:hAnsi="Times New Roman" w:cs="Times New Roman"/>
+          <w:kern w:val="0"/>
+          <w:sz w:val="24"/>
+          <w:szCs w:val="24"/>
+          <w:lang w:eastAsia="hu-HU"/>
+          <w14:ligatures w14:val="none"/>
+        </w:rPr>
+        <w:t xml:space="preserve">Az állomáson összesen három vágány található. A forgalom a második és a harmadik vágányon zajlik, amelyek vonatfogadó és -indító </w:t>
+      </w:r>
+      <w:proofErr w:type="spellStart"/>
+      <w:r>
+        <w:rPr>
+          <w:rFonts w:ascii="Times New Roman" w:eastAsia="Times New Roman" w:hAnsi="Times New Roman" w:cs="Times New Roman"/>
+          <w:kern w:val="0"/>
+          <w:sz w:val="24"/>
+          <w:szCs w:val="24"/>
+          <w:lang w:eastAsia="hu-HU"/>
+          <w14:ligatures w14:val="none"/>
+        </w:rPr>
+        <w:t>fővágányok</w:t>
+      </w:r>
+      <w:proofErr w:type="spellEnd"/>
+      <w:r>
+        <w:rPr>
+          <w:rFonts w:ascii="Times New Roman" w:eastAsia="Times New Roman" w:hAnsi="Times New Roman" w:cs="Times New Roman"/>
+          <w:kern w:val="0"/>
+          <w:sz w:val="24"/>
+          <w:szCs w:val="24"/>
+          <w:lang w:eastAsia="hu-HU"/>
+          <w14:ligatures w14:val="none"/>
+        </w:rPr>
+        <w:t xml:space="preserve">, így itt történnek a vonatkeresztezések. Az első vágányt kizárták a forgalomból. Az utasok kényelmét térkővel burkolt peronok szolgálják. </w:t>
+      </w:r>
+      <w:bookmarkStart w:id="0" w:name="_GoBack"/>
+      <w:bookmarkEnd w:id="0"/>
+    </w:p>
+    <w:p>
+      <w:pPr>
+        <w:spacing w:before="100" w:beforeAutospacing="1" w:after="100" w:afterAutospacing="1" w:line="240" w:lineRule="auto"/>
+        <w:rPr>
+          <w:rFonts w:ascii="Times New Roman" w:eastAsia="Times New Roman" w:hAnsi="Times New Roman" w:cs="Times New Roman"/>
+          <w:kern w:val="0"/>
+          <w:sz w:val="24"/>
+          <w:szCs w:val="24"/>
+          <w:lang w:eastAsia="hu-HU"/>
+          <w14:ligatures w14:val="none"/>
+        </w:rPr>
+      </w:pPr>
+      <w:r>
+        <w:rPr>
+          <w:rFonts w:ascii="Times New Roman" w:eastAsia="Times New Roman" w:hAnsi="Times New Roman" w:cs="Times New Roman"/>
+          <w:kern w:val="0"/>
+          <w:sz w:val="24"/>
+          <w:szCs w:val="24"/>
+          <w:lang w:eastAsia="hu-HU"/>
+          <w14:ligatures w14:val="none"/>
+        </w:rPr>
+        <w:t xml:space="preserve">A vasúti közlekedés biztonságáért fényjelzők és egy </w:t>
+      </w:r>
+      <w:proofErr w:type="spellStart"/>
+      <w:r>
+        <w:rPr>
+          <w:rFonts w:ascii="Times New Roman" w:eastAsia="Times New Roman" w:hAnsi="Times New Roman" w:cs="Times New Roman"/>
+          <w:kern w:val="0"/>
+          <w:sz w:val="24"/>
+          <w:szCs w:val="24"/>
+          <w:lang w:eastAsia="hu-HU"/>
+          <w14:ligatures w14:val="none"/>
+        </w:rPr>
+        <w:t>Domino</w:t>
+      </w:r>
+      <w:proofErr w:type="spellEnd"/>
+      <w:r>
+        <w:rPr>
+          <w:rFonts w:ascii="Times New Roman" w:eastAsia="Times New Roman" w:hAnsi="Times New Roman" w:cs="Times New Roman"/>
+          <w:kern w:val="0"/>
+          <w:sz w:val="24"/>
+          <w:szCs w:val="24"/>
+          <w:lang w:eastAsia="hu-HU"/>
+          <w14:ligatures w14:val="none"/>
+        </w:rPr>
+        <w:t xml:space="preserve"> rendszerű biztosítóberendezés felel.</w:t>
+      </w:r>
+    </w:p>
+    <w:p/>
     <w:sectPr>
       <w:pgSz w:w="11906" w:h="16838"/>
       <w:pgMar w:top="1417" w:right="1417" w:bottom="1417" w:left="1417" w:header="708" w:footer="708" w:gutter="0"/>
@@ -24,7 +149,7 @@
 </file>
 
 <file path=word/styles.xml><?xml version="1.0" encoding="utf-8"?>
-<w:styles xmlns:mc="http://schemas.openxmlformats.org/markup-compatibility/2006" xmlns:r="http://schemas.openxmlformats.org/officeDocument/2006/relationships" xmlns:w="http://schemas.openxmlformats.org/wordprocessingml/2006/main" xmlns:w14="http://schemas.microsoft.com/office/word/2010/wordml" xmlns:w15="http://schemas.microsoft.com/office/word/2012/wordml" xmlns:w16cex="http://schemas.microsoft.com/office/word/2018/wordml/cex" xmlns:w16cid="http://schemas.microsoft.com/office/word/2016/wordml/cid" xmlns:w16="http://schemas.microsoft.com/office/word/2018/wordml" xmlns:w16du="http://schemas.microsoft.com/office/word/2023/wordml/word16du" xmlns:w16sdtdh="http://schemas.microsoft.com/office/word/2020/wordml/sdtdatahash" xmlns:w16sdtfl="http://schemas.microsoft.com/office/word/2024/wordml/sdtformatlock" xmlns:w16se="http://schemas.microsoft.com/office/word/2015/wordml/symex" mc:Ignorable="w14 w15 w16se w16cid w16 w16cex w16sdtdh w16sdtfl w16du">
+<w:styles xmlns:mc="http://schemas.openxmlformats.org/markup-compatibility/2006" xmlns:r="http://schemas.openxmlformats.org/officeDocument/2006/relationships" xmlns:w="http://schemas.openxmlformats.org/wordprocessingml/2006/main" xmlns:w14="http://schemas.microsoft.com/office/word/2010/wordml" xmlns:w15="http://schemas.microsoft.com/office/word/2012/wordml" xmlns:w16se="http://schemas.microsoft.com/office/word/2015/wordml/symex" mc:Ignorable="w14 w15 w16se">
   <w:docDefaults>
     <w:rPrDefault>
       <w:rPr>
@@ -42,7 +167,7 @@
       </w:pPr>
     </w:pPrDefault>
   </w:docDefaults>
-  <w:latentStyles w:defLockedState="0" w:defUIPriority="99" w:defSemiHidden="0" w:defUnhideWhenUsed="0" w:defQFormat="0" w:count="376">
+  <w:latentStyles w:defLockedState="0" w:defUIPriority="99" w:defSemiHidden="0" w:defUnhideWhenUsed="0" w:defQFormat="0" w:count="371">
     <w:lsdException w:name="Normal" w:uiPriority="0" w:qFormat="1"/>
     <w:lsdException w:name="heading 1" w:uiPriority="9" w:qFormat="1"/>
     <w:lsdException w:name="heading 2" w:semiHidden="1" w:uiPriority="9" w:unhideWhenUsed="1" w:qFormat="1"/>
@@ -414,11 +539,6 @@
     <w:lsdException w:name="List Table 5 Dark Accent 6" w:uiPriority="50"/>
     <w:lsdException w:name="List Table 6 Colorful Accent 6" w:uiPriority="51"/>
     <w:lsdException w:name="List Table 7 Colorful Accent 6" w:uiPriority="52"/>
-    <w:lsdException w:name="Mention" w:semiHidden="1" w:unhideWhenUsed="1"/>
-    <w:lsdException w:name="Smart Hyperlink" w:semiHidden="1" w:unhideWhenUsed="1"/>
-    <w:lsdException w:name="Hashtag" w:semiHidden="1" w:unhideWhenUsed="1"/>
-    <w:lsdException w:name="Unresolved Mention" w:semiHidden="1" w:unhideWhenUsed="1"/>
-    <w:lsdException w:name="Smart Link" w:semiHidden="1" w:unhideWhenUsed="1"/>
   </w:latentStyles>
   <w:style w:type="paragraph" w:default="1" w:styleId="Norml">
     <w:name w:val="Normal"/>
@@ -939,6 +1059,75 @@
       <w:color w:val="0F4761" w:themeColor="accent1" w:themeShade="BF"/>
       <w:spacing w:val="5"/>
     </w:rPr>
+  </w:style>
+  <w:style w:type="paragraph" w:styleId="NormlWeb">
+    <w:name w:val="Normal (Web)"/>
+    <w:basedOn w:val="Norml"/>
+    <w:uiPriority w:val="99"/>
+    <w:semiHidden/>
+    <w:unhideWhenUsed/>
+    <w:rsid w:val="00534777"/>
+    <w:pPr>
+      <w:spacing w:before="100" w:beforeAutospacing="1" w:after="100" w:afterAutospacing="1" w:line="240" w:lineRule="auto"/>
+    </w:pPr>
+    <w:rPr>
+      <w:rFonts w:ascii="Times New Roman" w:eastAsia="Times New Roman" w:hAnsi="Times New Roman" w:cs="Times New Roman"/>
+      <w:kern w:val="0"/>
+      <w:sz w:val="24"/>
+      <w:szCs w:val="24"/>
+      <w:lang w:eastAsia="hu-HU"/>
+      <w14:ligatures w14:val="none"/>
+    </w:rPr>
+  </w:style>
+  <w:style w:type="character" w:customStyle="1" w:styleId="citation-283">
+    <w:name w:val="citation-283"/>
+    <w:basedOn w:val="Bekezdsalapbettpusa"/>
+    <w:rsid w:val="00534777"/>
+  </w:style>
+  <w:style w:type="character" w:customStyle="1" w:styleId="citation-282">
+    <w:name w:val="citation-282"/>
+    <w:basedOn w:val="Bekezdsalapbettpusa"/>
+    <w:rsid w:val="00534777"/>
+  </w:style>
+  <w:style w:type="character" w:customStyle="1" w:styleId="citation-281">
+    <w:name w:val="citation-281"/>
+    <w:basedOn w:val="Bekezdsalapbettpusa"/>
+    <w:rsid w:val="00534777"/>
+  </w:style>
+  <w:style w:type="character" w:customStyle="1" w:styleId="button-label">
+    <w:name w:val="button-label"/>
+    <w:basedOn w:val="Bekezdsalapbettpusa"/>
+    <w:rsid w:val="00534777"/>
+  </w:style>
+  <w:style w:type="character" w:customStyle="1" w:styleId="citation-280">
+    <w:name w:val="citation-280"/>
+    <w:basedOn w:val="Bekezdsalapbettpusa"/>
+    <w:rsid w:val="00534777"/>
+  </w:style>
+  <w:style w:type="character" w:customStyle="1" w:styleId="citation-279">
+    <w:name w:val="citation-279"/>
+    <w:basedOn w:val="Bekezdsalapbettpusa"/>
+    <w:rsid w:val="00534777"/>
+  </w:style>
+  <w:style w:type="character" w:customStyle="1" w:styleId="citation-278">
+    <w:name w:val="citation-278"/>
+    <w:basedOn w:val="Bekezdsalapbettpusa"/>
+    <w:rsid w:val="00534777"/>
+  </w:style>
+  <w:style w:type="character" w:customStyle="1" w:styleId="citation-277">
+    <w:name w:val="citation-277"/>
+    <w:basedOn w:val="Bekezdsalapbettpusa"/>
+    <w:rsid w:val="00534777"/>
+  </w:style>
+  <w:style w:type="character" w:customStyle="1" w:styleId="citation-276">
+    <w:name w:val="citation-276"/>
+    <w:basedOn w:val="Bekezdsalapbettpusa"/>
+    <w:rsid w:val="00534777"/>
+  </w:style>
+  <w:style w:type="character" w:customStyle="1" w:styleId="citation-275">
+    <w:name w:val="citation-275"/>
+    <w:basedOn w:val="Bekezdsalapbettpusa"/>
+    <w:rsid w:val="00534777"/>
   </w:style>
 </w:styles>
 </file>
